--- a/downloads/regulation-2026-27-ru.docx
+++ b/downloads/regulation-2026-27-ru.docx
@@ -986,6 +986,47 @@
           <w:color w:val="0E0E0E"/>
         </w:rPr>
         <w:t xml:space="preserve"/>
+      </w:r>
+    </w:p>
+    <w:p>
+      <w:pPr>
+        <w:ind w:left="720" w:first-line="-720"/>
+        <w:spacing w:after="80"/>
+      </w:pPr>
+      <w:r>
+        <w:rPr>
+          <w:rFonts w:ascii="Arial" w:hAnsi="Arial" w:cs="Arial"/>
+          <w:sz w:val="30"/>
+          <w:sz-cs w:val="30"/>
+          <w:b/>
+          <w:color w:val="0E0E0E"/>
+        </w:rPr>
+        <w:t xml:space="preserve"/>
+        <w:tab/>
+        <w:t xml:space="preserve">•</w:t>
+        <w:tab/>
+        <w:t xml:space="preserve"/>
+      </w:r>
+      <w:r>
+        <w:rPr>
+          <w:rFonts w:ascii="Arial" w:hAnsi="Arial" w:cs="Arial"/>
+          <w:sz w:val="30"/>
+          <w:sz-cs w:val="30"/>
+          <w:b/>
+          <w:spacing w:val="0"/>
+          <w:color w:val="0E0E0E"/>
+        </w:rPr>
+        <w:t xml:space="preserve">Минимальная заявка команды на сезон: 11 игроков</w:t>
+      </w:r>
+      <w:r>
+        <w:rPr>
+          <w:rFonts w:ascii="Arial" w:hAnsi="Arial" w:cs="Arial"/>
+          <w:sz w:val="30"/>
+          <w:sz-cs w:val="30"/>
+          <w:spacing w:val="0"/>
+          <w:color w:val="0E0E0E"/>
+        </w:rPr>
+        <w:t xml:space="preserve"> — 10 полевых + 1 вратарь. Команда с меньшим ростером к сезону не допускается.</w:t>
       </w:r>
     </w:p>
     <w:p>
